--- a/Youtube/LLMs have exactly 0 % accuracy.docx
+++ b/Youtube/LLMs have exactly 0 % accuracy.docx
@@ -18,11 +18,22 @@
         <w:t>&lt;Describe LLM&gt;</w:t>
       </w:r>
     </w:p>
+    <w:p/>
+    <w:p/>
+    <w:p/>
     <w:p>
       <w:r>
         <w:t>&lt;Describe the operation of an LLM in terms of a pachinko game&gt;</w:t>
       </w:r>
     </w:p>
+    <w:p/>
+    <w:p/>
+    <w:p/>
+    <w:p/>
+    <w:p/>
+    <w:p/>
+    <w:p/>
+    <w:p/>
     <w:p>
       <w:r>
         <w:t>People claim that LLMs such as ChatGPT only 5 to 10 percent of the time. That is not true.</w:t>
